--- a/public/docs/schools-au/teacher-pack/staff-brief.docx
+++ b/public/docs/schools-au/teacher-pack/staff-brief.docx
@@ -167,6 +167,18 @@
       </w:pPr>
       <w:r>
         <w:t xml:space="preserve">Do not position it as therapy or counselling</w:t>
+      </w:r>
+    </w:p>
+    <w:p>
+      <w:pPr>
+        <w:pStyle w:val="ListParagraph"/>
+        <w:numPr>
+          <w:ilvl w:val="0"/>
+          <w:numId w:val="2"/>
+        </w:numPr>
+      </w:pPr>
+      <w:r>
+        <w:t xml:space="preserve">Confirm the family participation protocol before launch</w:t>
       </w:r>
     </w:p>
     <w:p>

--- a/public/docs/schools-au/teacher-pack/staff-brief.docx
+++ b/public/docs/schools-au/teacher-pack/staff-brief.docx
@@ -72,7 +72,7 @@
         <w:t xml:space="preserve">What it is: </w:t>
       </w:r>
       <w:r>
-        <w:t xml:space="preserve">a teacher-led, low-data classroom tool for Years 3–6</w:t>
+        <w:t xml:space="preserve">a teacher-led, local-first classroom tool for Years 3–6</w:t>
       </w:r>
     </w:p>
     <w:p>
